--- a/원고/1부/러시아어_컨설턴트_5아크.docx
+++ b/원고/1부/러시아어_컨설턴트_5아크.docx
@@ -1501,6 +1501,42 @@
         <w:pStyle w:val="BodyText"/>
       </w:pPr>
       <w:r>
+        <w:rPr>
+          <w:bCs/>
+          <w:b/>
+        </w:rPr>
+        <w:t xml:space="preserve">Настя:</w:t>
+      </w:r>
+      <w:r>
+        <w:t xml:space="preserve"> </w:t>
+      </w:r>
+      <w:r>
+        <w:t xml:space="preserve">И ещё одно. С Тамарой Викторовной будет непросто: на любую новую идею у неё один ответ — «Как бы чего не вышло». Прямо чеховский Беликов.</w:t>
+      </w:r>
+    </w:p>
+    <w:p>
+      <w:pPr>
+        <w:pStyle w:val="BodyText"/>
+      </w:pPr>
+      <w:r>
+        <w:rPr>
+          <w:bCs/>
+          <w:b/>
+        </w:rPr>
+        <w:t xml:space="preserve">Кирилл:</w:t>
+      </w:r>
+      <w:r>
+        <w:t xml:space="preserve"> </w:t>
+      </w:r>
+      <w:r>
+        <w:t xml:space="preserve">(Улыбаясь) Не спеши с выводами. Человек в футляре одобрил бы тот кредит застройщику, лишь бы не спорить с Москвой. А она спорила.</w:t>
+      </w:r>
+    </w:p>
+    <w:p>
+      <w:pPr>
+        <w:pStyle w:val="BodyText"/>
+      </w:pPr>
+      <w:r>
         <w:t xml:space="preserve">다음 날, 화상회의. 나스탸가 투자펀드 대표 로만 드미트리예비치 볼로신</w:t>
       </w:r>
       <w:r>
@@ -3138,6 +3174,24 @@
       </w:r>
       <w:r>
         <w:t xml:space="preserve">объявления — вот источник паники.</w:t>
+      </w:r>
+    </w:p>
+    <w:p>
+      <w:pPr>
+        <w:pStyle w:val="BodyText"/>
+      </w:pPr>
+      <w:r>
+        <w:rPr>
+          <w:bCs/>
+          <w:b/>
+        </w:rPr>
+        <w:t xml:space="preserve">Кирилл:</w:t>
+      </w:r>
+      <w:r>
+        <w:t xml:space="preserve"> </w:t>
+      </w:r>
+      <w:r>
+        <w:t xml:space="preserve">Как у Грибоедова: «Ах! злые языки страшнее пистолета». Против слухов работают только факты — и чем быстрее, тем лучше.</w:t>
       </w:r>
     </w:p>
     <w:p>

--- a/원고/1부/러시아어_컨설턴트_5아크.docx
+++ b/원고/1부/러시아어_컨설턴트_5아크.docx
@@ -6858,6 +6858,222 @@
       </w:r>
       <w:r>
         <w:t xml:space="preserve">Обязательно. Удачи вам, в Москве, и в мире стартапов.</w:t>
+      </w:r>
+    </w:p>
+    <w:p>
+      <w:r>
+        <w:br w:type="page"/>
+      </w:r>
+    </w:p>
+    <w:p>
+      <w:pPr>
+        <w:pStyle w:val="BodyText"/>
+      </w:pPr>
+      <w:r>
+        <w:rPr>
+          <w:b/>
+          <w:bCs/>
+          <w:sz w:val="32"/>
+          <w:szCs w:val="32"/>
+        </w:rPr>
+        <w:t xml:space="preserve">📚 인용 해설 노트 — 5아크</w:t>
+      </w:r>
+    </w:p>
+    <w:p>
+      <w:pPr>
+        <w:pStyle w:val="BodyText"/>
+      </w:pPr>
+      <w:r>
+        <w:rPr/>
+        <w:t xml:space="preserve">이 화에 나온 러시아 고전 인용과 속담의 뜻, 원작 맥락, 쓰인 장면, 실제 대화에서 쓰는 요령을 정리했습니다.</w:t>
+      </w:r>
+    </w:p>
+    <w:p>
+      <w:pPr>
+        <w:pStyle w:val="BodyText"/>
+      </w:pPr>
+      <w:r>
+        <w:rPr>
+          <w:b/>
+          <w:bCs/>
+          <w:sz w:val="24"/>
+          <w:szCs w:val="24"/>
+        </w:rPr>
+        <w:t xml:space="preserve">인용 1 · «Как бы чего не вышло»</w:t>
+      </w:r>
+    </w:p>
+    <w:p>
+      <w:pPr>
+        <w:pStyle w:val="BodyText"/>
+      </w:pPr>
+      <w:r>
+        <w:rPr>
+          <w:b/>
+          <w:bCs/>
+        </w:rPr>
+        <w:t xml:space="preserve">출전: </w:t>
+      </w:r>
+      <w:r>
+        <w:rPr/>
+        <w:t xml:space="preserve">안톤 체호프, 단편 「상자 속의 사나이」(Человек в футляре), 벨리코프의 입버릇</w:t>
+      </w:r>
+    </w:p>
+    <w:p>
+      <w:pPr>
+        <w:pStyle w:val="BodyText"/>
+      </w:pPr>
+      <w:r>
+        <w:rPr>
+          <w:b/>
+          <w:bCs/>
+        </w:rPr>
+        <w:t xml:space="preserve">뜻: </w:t>
+      </w:r>
+      <w:r>
+        <w:rPr/>
+        <w:t xml:space="preserve">무슨 일이라도 생기면 어쩌나.</w:t>
+      </w:r>
+    </w:p>
+    <w:p>
+      <w:pPr>
+        <w:pStyle w:val="BodyText"/>
+      </w:pPr>
+      <w:r>
+        <w:rPr>
+          <w:b/>
+          <w:bCs/>
+        </w:rPr>
+        <w:t xml:space="preserve">원작·유래: </w:t>
+      </w:r>
+      <w:r>
+        <w:rPr/>
+        <w:t xml:space="preserve">그리스어 교사 벨리코프는 우산, 덧신, 솜을 넣은 외투로 늘 몸을 감싸고 어떤 새로운 일에도 이 말로 반대합니다. '상자 속의 사나이'는 러시아어에서 변화를 두려워하는 관료주의자를 뜻하는 관용어가 됐습니다.</w:t>
+      </w:r>
+    </w:p>
+    <w:p>
+      <w:pPr>
+        <w:pStyle w:val="BodyText"/>
+      </w:pPr>
+      <w:r>
+        <w:rPr>
+          <w:b/>
+          <w:bCs/>
+        </w:rPr>
+        <w:t xml:space="preserve">이 화에서: </w:t>
+      </w:r>
+      <w:r>
+        <w:rPr/>
+        <w:t xml:space="preserve">나스탸가 여신 책임자 타마라의 보수성을 벨리코프에 빗대자, 키릴은 타마라가 오히려 본사 압력에 맞서 위험한 대출을 반대했던 사람이라고 바로잡습니다.</w:t>
+      </w:r>
+    </w:p>
+    <w:p>
+      <w:pPr>
+        <w:pStyle w:val="BodyText"/>
+      </w:pPr>
+      <w:r>
+        <w:rPr>
+          <w:b/>
+          <w:bCs/>
+        </w:rPr>
+        <w:t xml:space="preserve">대화 활용 팁: </w:t>
+      </w:r>
+      <w:r>
+        <w:rPr/>
+        <w:t xml:space="preserve">지나친 몸사리기와 무사안일을 꼬집을 때 씁니다. 사람을 직접 '벨리코프'라고 부르면 모욕이 될 수 있으니, 조직 문화나 절차를 두고 쓰는 편이 안전합니다.</w:t>
+      </w:r>
+    </w:p>
+    <w:p>
+      <w:pPr>
+        <w:pStyle w:val="BodyText"/>
+      </w:pPr>
+      <w:r>
+        <w:rPr>
+          <w:b/>
+          <w:bCs/>
+          <w:sz w:val="24"/>
+          <w:szCs w:val="24"/>
+        </w:rPr>
+        <w:t xml:space="preserve">인용 2 · «Ах! злые языки страшнее пистолета»</w:t>
+      </w:r>
+    </w:p>
+    <w:p>
+      <w:pPr>
+        <w:pStyle w:val="BodyText"/>
+      </w:pPr>
+      <w:r>
+        <w:rPr>
+          <w:b/>
+          <w:bCs/>
+        </w:rPr>
+        <w:t xml:space="preserve">출전: </w:t>
+      </w:r>
+      <w:r>
+        <w:rPr/>
+        <w:t xml:space="preserve">알렉산드르 그리보예도프(А. С. Грибоедов), 희곡 『지혜의 슬픔』(Горе от ума) 3막, 몰찰린의 대사</w:t>
+      </w:r>
+    </w:p>
+    <w:p>
+      <w:pPr>
+        <w:pStyle w:val="BodyText"/>
+      </w:pPr>
+      <w:r>
+        <w:rPr>
+          <w:b/>
+          <w:bCs/>
+        </w:rPr>
+        <w:t xml:space="preserve">뜻: </w:t>
+      </w:r>
+      <w:r>
+        <w:rPr/>
+        <w:t xml:space="preserve">아, 사악한 혀는 권총보다 무섭다.</w:t>
+      </w:r>
+    </w:p>
+    <w:p>
+      <w:pPr>
+        <w:pStyle w:val="BodyText"/>
+      </w:pPr>
+      <w:r>
+        <w:rPr>
+          <w:b/>
+          <w:bCs/>
+        </w:rPr>
+        <w:t xml:space="preserve">원작·유래: </w:t>
+      </w:r>
+      <w:r>
+        <w:rPr/>
+        <w:t xml:space="preserve">출세주의자 몰찰린이 소문을 두려워하며 하는 말입니다. 『지혜의 슬픔』은 대사의 절반이 격언이 됐다고 할 만큼 인용이 많은 작품입니다.</w:t>
+      </w:r>
+    </w:p>
+    <w:p>
+      <w:pPr>
+        <w:pStyle w:val="BodyText"/>
+      </w:pPr>
+      <w:r>
+        <w:rPr>
+          <w:b/>
+          <w:bCs/>
+        </w:rPr>
+        <w:t xml:space="preserve">이 화에서: </w:t>
+      </w:r>
+      <w:r>
+        <w:rPr/>
+        <w:t xml:space="preserve">자본 확충 정보가 미리 새어 나가 예금 인출 우려가 커지자, 위기 대응 회의에서 키릴이 소문의 위력을 경고합니다.</w:t>
+      </w:r>
+    </w:p>
+    <w:p>
+      <w:pPr>
+        <w:pStyle w:val="BodyText"/>
+      </w:pPr>
+      <w:r>
+        <w:rPr>
+          <w:b/>
+          <w:bCs/>
+        </w:rPr>
+        <w:t xml:space="preserve">대화 활용 팁: </w:t>
+      </w:r>
+      <w:r>
+        <w:rPr/>
+        <w:t xml:space="preserve">루머, 악성 댓글, 언론 오보로 생긴 위기를 이야기할 때 씁니다. 금융, 홍보, 위기관리 분야에서 특히 잘 통합니다.</w:t>
       </w:r>
     </w:p>
     <w:sectPr/>
